--- a/test/out-test.docx
+++ b/test/out-test.docx
@@ -42,14 +42,38 @@
     </w:p>
     <w:p>
       <w:pPr>
-        <w:spacing w:after="40"/>
+        <w:spacing w:after="20"/>
       </w:pPr>
       <w:r>
         <w:rPr>
           <w:sz w:val="21"/>
           <w:szCs w:val="21"/>
         </w:rPr>
-        <w:t xml:space="preserve">A. 哲学　B. 政治经济学　C. 科学社会主义</w:t>
+        <w:t xml:space="preserve">　A. 哲学</w:t>
+      </w:r>
+    </w:p>
+    <w:p>
+      <w:pPr>
+        <w:spacing w:after="20"/>
+      </w:pPr>
+      <w:r>
+        <w:rPr>
+          <w:sz w:val="21"/>
+          <w:szCs w:val="21"/>
+        </w:rPr>
+        <w:t xml:space="preserve">　B. 政治经济学</w:t>
+      </w:r>
+    </w:p>
+    <w:p>
+      <w:pPr>
+        <w:spacing w:after="20"/>
+      </w:pPr>
+      <w:r>
+        <w:rPr>
+          <w:sz w:val="21"/>
+          <w:szCs w:val="21"/>
+        </w:rPr>
+        <w:t xml:space="preserve">　C. 科学社会主义</w:t>
       </w:r>
     </w:p>
     <w:p>
